--- a/data/smoke/reports/baseline-week1-2026-09-15.docx
+++ b/data/smoke/reports/baseline-week1-2026-09-15.docx
@@ -24,9 +24,344 @@
           <w:b/>
           <w:bCs/>
         </w:rPr>
-        <w:t xml:space="preserve">요약: 콘텐츠 9건 발행(누적 9, 인블로그 0), 골프장 소개 1/64, 시세 업로드 1회, 문의 1건, 사람 방문 49, AI 크롤러 0, 기술 감사 100점, 계획 7/10 완료.</w:t>
-      </w:r>
-    </w:p>
+        <w:t xml:space="preserve">요약: 콘텐츠 9건 발행(누적 9, 인블로그 0), 골프장 소개 1/64, 시세 업로드 1회, 문의 1건, 사람 방문 49, AI 크롤러 0, 기술 감사 100점, 계획 8/10 완료.</w:t>
+      </w:r>
+    </w:p>
+    <w:p>
+      <w:pPr>
+        <w:pStyle w:val="Heading2"/>
+      </w:pPr>
+      <w:r>
+        <w:t xml:space="preserve">0. 전후 비교 (구 홈페이지 → 신규 홈페이지)</w:t>
+      </w:r>
+    </w:p>
+    <w:p>
+      <w:r>
+        <w:rPr>
+          <w:color w:val="667085"/>
+          <w:sz w:val="18"/>
+          <w:szCs w:val="18"/>
+        </w:rPr>
+        <w:t xml:space="preserve">같은 페이지를 같은 해상도로 캡처. 좌: 기존 사이트, 우: 신규 홈페이지 최신 캡처.</w:t>
+      </w:r>
+    </w:p>
+    <w:tbl>
+      <w:tblPr>
+        <w:tblW w:type="pct" w:w="100%"/>
+        <w:tblBorders>
+          <w:top w:val="single" w:color="auto" w:sz="4"/>
+          <w:left w:val="single" w:color="auto" w:sz="4"/>
+          <w:bottom w:val="single" w:color="auto" w:sz="4"/>
+          <w:right w:val="single" w:color="auto" w:sz="4"/>
+          <w:insideH w:val="single" w:color="auto" w:sz="4"/>
+          <w:insideV w:val="single" w:color="auto" w:sz="4"/>
+        </w:tblBorders>
+      </w:tblPr>
+      <w:tblGrid>
+        <w:gridCol w:w="100"/>
+        <w:gridCol w:w="100"/>
+      </w:tblGrid>
+      <w:tr>
+        <w:tc>
+          <w:p>
+            <w:r>
+              <w:rPr>
+                <w:b/>
+                <w:bCs/>
+                <w:sz w:val="18"/>
+                <w:szCs w:val="18"/>
+              </w:rPr>
+              <w:t xml:space="preserve">홈 — 이전(hanamarket.co.kr)</w:t>
+            </w:r>
+          </w:p>
+          <w:p>
+            <w:r>
+              <w:drawing>
+                <wp:inline distT="0" distB="0" distL="0" distR="0">
+                  <wp:extent cx="2762250" cy="1724025"/>
+                  <wp:effectExtent t="0" r="0" b="0" l="0"/>
+                  <wp:docPr id="1" name="" descr="" title=""/>
+                  <wp:cNvGraphicFramePr>
+                    <a:graphicFrameLocks xmlns:a="http://schemas.openxmlformats.org/drawingml/2006/main" noChangeAspect="1"/>
+                  </wp:cNvGraphicFramePr>
+                  <a:graphic xmlns:a="http://schemas.openxmlformats.org/drawingml/2006/main">
+                    <a:graphicData uri="http://schemas.openxmlformats.org/drawingml/2006/picture">
+                      <pic:pic xmlns:pic="http://schemas.openxmlformats.org/drawingml/2006/picture">
+                        <pic:nvPicPr>
+                          <pic:cNvPr id="0" name="" descr=""/>
+                          <pic:cNvPicPr>
+                            <a:picLocks noChangeAspect="1" noChangeArrowheads="1"/>
+                          </pic:cNvPicPr>
+                        </pic:nvPicPr>
+                        <pic:blipFill>
+                          <a:blip r:embed="rId7" cstate="none"/>
+                          <a:srcRect/>
+                          <a:stretch>
+                            <a:fillRect/>
+                          </a:stretch>
+                        </pic:blipFill>
+                        <pic:spPr bwMode="auto">
+                          <a:xfrm>
+                            <a:off x="0" y="0"/>
+                            <a:ext cx="2762250" cy="1724025"/>
+                          </a:xfrm>
+                          <a:prstGeom prst="rect">
+                            <a:avLst/>
+                          </a:prstGeom>
+                        </pic:spPr>
+                      </pic:pic>
+                    </a:graphicData>
+                  </a:graphic>
+                </wp:inline>
+              </w:drawing>
+            </w:r>
+          </w:p>
+        </w:tc>
+        <w:tc>
+          <w:p>
+            <w:r>
+              <w:rPr>
+                <w:b/>
+                <w:bCs/>
+                <w:sz w:val="18"/>
+                <w:szCs w:val="18"/>
+              </w:rPr>
+              <w:t xml:space="preserve">홈 — 이후(신규 홈페이지)</w:t>
+            </w:r>
+          </w:p>
+          <w:p>
+            <w:r>
+              <w:t xml:space="preserve">이미지 없음</w:t>
+            </w:r>
+          </w:p>
+        </w:tc>
+      </w:tr>
+      <w:tr>
+        <w:tc>
+          <w:p>
+            <w:r>
+              <w:rPr>
+                <w:b/>
+                <w:bCs/>
+                <w:sz w:val="18"/>
+                <w:szCs w:val="18"/>
+              </w:rPr>
+              <w:t xml:space="preserve">골프회원권 시세 — 이전(hanamarket.co.kr)</w:t>
+            </w:r>
+          </w:p>
+          <w:p>
+            <w:r>
+              <w:drawing>
+                <wp:inline distT="0" distB="0" distL="0" distR="0">
+                  <wp:extent cx="2762250" cy="1724025"/>
+                  <wp:effectExtent t="0" r="0" b="0" l="0"/>
+                  <wp:docPr id="1" name="" descr="" title=""/>
+                  <wp:cNvGraphicFramePr>
+                    <a:graphicFrameLocks xmlns:a="http://schemas.openxmlformats.org/drawingml/2006/main" noChangeAspect="1"/>
+                  </wp:cNvGraphicFramePr>
+                  <a:graphic xmlns:a="http://schemas.openxmlformats.org/drawingml/2006/main">
+                    <a:graphicData uri="http://schemas.openxmlformats.org/drawingml/2006/picture">
+                      <pic:pic xmlns:pic="http://schemas.openxmlformats.org/drawingml/2006/picture">
+                        <pic:nvPicPr>
+                          <pic:cNvPr id="0" name="" descr=""/>
+                          <pic:cNvPicPr>
+                            <a:picLocks noChangeAspect="1" noChangeArrowheads="1"/>
+                          </pic:cNvPicPr>
+                        </pic:nvPicPr>
+                        <pic:blipFill>
+                          <a:blip r:embed="rId8" cstate="none"/>
+                          <a:srcRect/>
+                          <a:stretch>
+                            <a:fillRect/>
+                          </a:stretch>
+                        </pic:blipFill>
+                        <pic:spPr bwMode="auto">
+                          <a:xfrm>
+                            <a:off x="0" y="0"/>
+                            <a:ext cx="2762250" cy="1724025"/>
+                          </a:xfrm>
+                          <a:prstGeom prst="rect">
+                            <a:avLst/>
+                          </a:prstGeom>
+                        </pic:spPr>
+                      </pic:pic>
+                    </a:graphicData>
+                  </a:graphic>
+                </wp:inline>
+              </w:drawing>
+            </w:r>
+          </w:p>
+        </w:tc>
+        <w:tc>
+          <w:p>
+            <w:r>
+              <w:rPr>
+                <w:b/>
+                <w:bCs/>
+                <w:sz w:val="18"/>
+                <w:szCs w:val="18"/>
+              </w:rPr>
+              <w:t xml:space="preserve">골프회원권 시세 — 이후(신규 홈페이지)</w:t>
+            </w:r>
+          </w:p>
+          <w:p>
+            <w:r>
+              <w:t xml:space="preserve">이미지 없음</w:t>
+            </w:r>
+          </w:p>
+        </w:tc>
+      </w:tr>
+      <w:tr>
+        <w:tc>
+          <w:p>
+            <w:r>
+              <w:rPr>
+                <w:b/>
+                <w:bCs/>
+                <w:sz w:val="18"/>
+                <w:szCs w:val="18"/>
+              </w:rPr>
+              <w:t xml:space="preserve">골프장 안내 — 이전(hanamarket.co.kr)</w:t>
+            </w:r>
+          </w:p>
+          <w:p>
+            <w:r>
+              <w:drawing>
+                <wp:inline distT="0" distB="0" distL="0" distR="0">
+                  <wp:extent cx="2762250" cy="1724025"/>
+                  <wp:effectExtent t="0" r="0" b="0" l="0"/>
+                  <wp:docPr id="1" name="" descr="" title=""/>
+                  <wp:cNvGraphicFramePr>
+                    <a:graphicFrameLocks xmlns:a="http://schemas.openxmlformats.org/drawingml/2006/main" noChangeAspect="1"/>
+                  </wp:cNvGraphicFramePr>
+                  <a:graphic xmlns:a="http://schemas.openxmlformats.org/drawingml/2006/main">
+                    <a:graphicData uri="http://schemas.openxmlformats.org/drawingml/2006/picture">
+                      <pic:pic xmlns:pic="http://schemas.openxmlformats.org/drawingml/2006/picture">
+                        <pic:nvPicPr>
+                          <pic:cNvPr id="0" name="" descr=""/>
+                          <pic:cNvPicPr>
+                            <a:picLocks noChangeAspect="1" noChangeArrowheads="1"/>
+                          </pic:cNvPicPr>
+                        </pic:nvPicPr>
+                        <pic:blipFill>
+                          <a:blip r:embed="rId9" cstate="none"/>
+                          <a:srcRect/>
+                          <a:stretch>
+                            <a:fillRect/>
+                          </a:stretch>
+                        </pic:blipFill>
+                        <pic:spPr bwMode="auto">
+                          <a:xfrm>
+                            <a:off x="0" y="0"/>
+                            <a:ext cx="2762250" cy="1724025"/>
+                          </a:xfrm>
+                          <a:prstGeom prst="rect">
+                            <a:avLst/>
+                          </a:prstGeom>
+                        </pic:spPr>
+                      </pic:pic>
+                    </a:graphicData>
+                  </a:graphic>
+                </wp:inline>
+              </w:drawing>
+            </w:r>
+          </w:p>
+        </w:tc>
+        <w:tc>
+          <w:p>
+            <w:r>
+              <w:rPr>
+                <w:b/>
+                <w:bCs/>
+                <w:sz w:val="18"/>
+                <w:szCs w:val="18"/>
+              </w:rPr>
+              <w:t xml:space="preserve">골프장 안내 — 이후(신규 홈페이지)</w:t>
+            </w:r>
+          </w:p>
+          <w:p>
+            <w:r>
+              <w:t xml:space="preserve">이미지 없음</w:t>
+            </w:r>
+          </w:p>
+        </w:tc>
+      </w:tr>
+      <w:tr>
+        <w:tc>
+          <w:p>
+            <w:r>
+              <w:rPr>
+                <w:b/>
+                <w:bCs/>
+                <w:sz w:val="18"/>
+                <w:szCs w:val="18"/>
+              </w:rPr>
+              <w:t xml:space="preserve">회사소개 — 이전(hanamarket.co.kr)</w:t>
+            </w:r>
+          </w:p>
+          <w:p>
+            <w:r>
+              <w:drawing>
+                <wp:inline distT="0" distB="0" distL="0" distR="0">
+                  <wp:extent cx="2762250" cy="1724025"/>
+                  <wp:effectExtent t="0" r="0" b="0" l="0"/>
+                  <wp:docPr id="1" name="" descr="" title=""/>
+                  <wp:cNvGraphicFramePr>
+                    <a:graphicFrameLocks xmlns:a="http://schemas.openxmlformats.org/drawingml/2006/main" noChangeAspect="1"/>
+                  </wp:cNvGraphicFramePr>
+                  <a:graphic xmlns:a="http://schemas.openxmlformats.org/drawingml/2006/main">
+                    <a:graphicData uri="http://schemas.openxmlformats.org/drawingml/2006/picture">
+                      <pic:pic xmlns:pic="http://schemas.openxmlformats.org/drawingml/2006/picture">
+                        <pic:nvPicPr>
+                          <pic:cNvPr id="0" name="" descr=""/>
+                          <pic:cNvPicPr>
+                            <a:picLocks noChangeAspect="1" noChangeArrowheads="1"/>
+                          </pic:cNvPicPr>
+                        </pic:nvPicPr>
+                        <pic:blipFill>
+                          <a:blip r:embed="rId10" cstate="none"/>
+                          <a:srcRect/>
+                          <a:stretch>
+                            <a:fillRect/>
+                          </a:stretch>
+                        </pic:blipFill>
+                        <pic:spPr bwMode="auto">
+                          <a:xfrm>
+                            <a:off x="0" y="0"/>
+                            <a:ext cx="2762250" cy="1724025"/>
+                          </a:xfrm>
+                          <a:prstGeom prst="rect">
+                            <a:avLst/>
+                          </a:prstGeom>
+                        </pic:spPr>
+                      </pic:pic>
+                    </a:graphicData>
+                  </a:graphic>
+                </wp:inline>
+              </w:drawing>
+            </w:r>
+          </w:p>
+        </w:tc>
+        <w:tc>
+          <w:p>
+            <w:r>
+              <w:rPr>
+                <w:b/>
+                <w:bCs/>
+                <w:sz w:val="18"/>
+                <w:szCs w:val="18"/>
+              </w:rPr>
+              <w:t xml:space="preserve">회사소개 — 이후(신규 홈페이지)</w:t>
+            </w:r>
+          </w:p>
+          <w:p>
+            <w:r>
+              <w:t xml:space="preserve">이미지 없음</w:t>
+            </w:r>
+          </w:p>
+        </w:tc>
+      </w:tr>
+    </w:tbl>
     <w:p>
       <w:pPr>
         <w:pStyle w:val="Heading2"/>
@@ -312,7 +647,7 @@
         <w:tc>
           <w:p>
             <w:r>
-              <w:t xml:space="preserve">미완</w:t>
+              <w:t xml:space="preserve">완료</w:t>
             </w:r>
           </w:p>
         </w:tc>
@@ -1110,7 +1445,7 @@
         <w:tc>
           <w:p>
             <w:r>
-              <w:t xml:space="preserve">/:9954 /market/golf:5553 /market/condo:2602 /guide/golf:3447 /faq:2874 /about:2400 /blog:2622 /apply:1701 /golf/88%EC%BB%A8%ED%8A%B8%EB%A6%AC%ED%81%B4%EB%9F%BD:2832 /blog/weekly-golf-price-report-2026-09-15-2:3524</w:t>
+              <w:t xml:space="preserve">/:9934 /market/golf:5561 /market/condo:2610 /guide/golf:3455 /faq:2882 /about:2408 /blog:2630 /apply:1709 /golf/88%EC%BB%A8%ED%8A%B8%EB%A6%AC%ED%81%B4%EB%9F%BD:2830 /blog/weekly-golf-price-report-2026-09-15-2:3532</w:t>
             </w:r>
           </w:p>
         </w:tc>
@@ -1154,6 +1489,11 @@
     </w:p>
     <w:p>
       <w:r>
+        <w:t xml:space="preserve">• 구 도메인 hanamark.co.kr 전체 → 신규 사이트 301 리다이렉트(호스팅 업체 요청) — AI가 구 도메인을 1순위 인용 중 (하나회원권)</w:t>
+      </w:r>
+    </w:p>
+    <w:p>
+      <w:r>
         <w:t xml:space="preserve">• 구글 서치콘솔 · 네이버 서치어드바이저 등록 및 사이트맵 제출 (세느루)</w:t>
       </w:r>
     </w:p>
@@ -1185,6 +1525,11 @@
     <w:p>
       <w:r>
         <w:t xml:space="preserve">• 주간 시세 엑셀 업로드(월요일) (하나회원권)</w:t>
+      </w:r>
+    </w:p>
+    <w:p>
+      <w:r>
+        <w:t xml:space="preserve">• 네이버 블로그(hngolf2)·유튜브·인블로그·홈페이지 NAP(상호·주소·전화) 통일 및 상호 링크 (세느루)</w:t>
       </w:r>
     </w:p>
     <w:p>
